--- a/output/07_Diagnostic_Test_Papers.docx
+++ b/output/07_Diagnostic_Test_Papers.docx
@@ -1257,6 +1257,23 @@
         <w:spacing w:after="80"/>
         <w:ind w:left="113"/>
       </w:pPr>
+      <w:hyperlink r:id="rId11">
+        <w:r>
+          <w:rPr>
+            <w:color w:val="1E6FB8"/>
+            <w:u w:val="single"/>
+            <w:b/>
+            <w:sz w:val="18"/>
+          </w:rPr>
+          <w:t xml:space="preserve">▶ Play audio (teacher)</w:t>
+        </w:r>
+      </w:hyperlink>
+    </w:p>
+    <w:p>
+      <w:pPr>
+        <w:spacing w:after="80"/>
+        <w:ind w:left="113"/>
+      </w:pPr>
       <w:r>
         <w:rPr>
           <w:b/>
@@ -1484,6 +1501,23 @@
         <w:spacing w:after="80"/>
         <w:ind w:left="113"/>
       </w:pPr>
+      <w:hyperlink r:id="rId12">
+        <w:r>
+          <w:rPr>
+            <w:color w:val="1E6FB8"/>
+            <w:u w:val="single"/>
+            <w:b/>
+            <w:sz w:val="18"/>
+          </w:rPr>
+          <w:t xml:space="preserve">▶ Play audio (teacher)</w:t>
+        </w:r>
+      </w:hyperlink>
+    </w:p>
+    <w:p>
+      <w:pPr>
+        <w:spacing w:after="80"/>
+        <w:ind w:left="113"/>
+      </w:pPr>
       <w:r>
         <w:rPr>
           <w:b/>
@@ -1705,6 +1739,23 @@
         </w:rPr>
         <w:t>🎧  You will hear this recording twice.</w:t>
       </w:r>
+    </w:p>
+    <w:p>
+      <w:pPr>
+        <w:spacing w:after="80"/>
+        <w:ind w:left="113"/>
+      </w:pPr>
+      <w:hyperlink r:id="rId13">
+        <w:r>
+          <w:rPr>
+            <w:color w:val="1E6FB8"/>
+            <w:u w:val="single"/>
+            <w:b/>
+            <w:sz w:val="18"/>
+          </w:rPr>
+          <w:t xml:space="preserve">▶ Play audio (teacher)</w:t>
+        </w:r>
+      </w:hyperlink>
     </w:p>
     <w:p>
       <w:pPr>
@@ -5365,6 +5416,23 @@
         <w:spacing w:after="80"/>
         <w:ind w:left="113"/>
       </w:pPr>
+      <w:hyperlink r:id="rId14">
+        <w:r>
+          <w:rPr>
+            <w:color w:val="1E6FB8"/>
+            <w:u w:val="single"/>
+            <w:b/>
+            <w:sz w:val="18"/>
+          </w:rPr>
+          <w:t xml:space="preserve">▶ Play audio (teacher)</w:t>
+        </w:r>
+      </w:hyperlink>
+    </w:p>
+    <w:p>
+      <w:pPr>
+        <w:spacing w:after="80"/>
+        <w:ind w:left="113"/>
+      </w:pPr>
       <w:r>
         <w:rPr>
           <w:b/>
@@ -5556,6 +5624,23 @@
         </w:rPr>
         <w:t>🎧  You will hear this recording twice.</w:t>
       </w:r>
+    </w:p>
+    <w:p>
+      <w:pPr>
+        <w:spacing w:after="80"/>
+        <w:ind w:left="113"/>
+      </w:pPr>
+      <w:hyperlink r:id="rId15">
+        <w:r>
+          <w:rPr>
+            <w:color w:val="1E6FB8"/>
+            <w:u w:val="single"/>
+            <w:b/>
+            <w:sz w:val="18"/>
+          </w:rPr>
+          <w:t xml:space="preserve">▶ Play audio (teacher)</w:t>
+        </w:r>
+      </w:hyperlink>
     </w:p>
     <w:p>
       <w:pPr>
@@ -8168,6 +8253,23 @@
         <w:spacing w:after="80"/>
         <w:ind w:left="113"/>
       </w:pPr>
+      <w:hyperlink r:id="rId16">
+        <w:r>
+          <w:rPr>
+            <w:color w:val="1E6FB8"/>
+            <w:u w:val="single"/>
+            <w:b/>
+            <w:sz w:val="18"/>
+          </w:rPr>
+          <w:t xml:space="preserve">▶ Play audio (teacher)</w:t>
+        </w:r>
+      </w:hyperlink>
+    </w:p>
+    <w:p>
+      <w:pPr>
+        <w:spacing w:after="80"/>
+        <w:ind w:left="113"/>
+      </w:pPr>
       <w:r>
         <w:rPr>
           <w:b/>
@@ -8365,6 +8467,23 @@
         <w:spacing w:after="80"/>
         <w:ind w:left="113"/>
       </w:pPr>
+      <w:hyperlink r:id="rId17">
+        <w:r>
+          <w:rPr>
+            <w:color w:val="1E6FB8"/>
+            <w:u w:val="single"/>
+            <w:b/>
+            <w:sz w:val="18"/>
+          </w:rPr>
+          <w:t xml:space="preserve">▶ Play audio (teacher)</w:t>
+        </w:r>
+      </w:hyperlink>
+    </w:p>
+    <w:p>
+      <w:pPr>
+        <w:spacing w:after="80"/>
+        <w:ind w:left="113"/>
+      </w:pPr>
       <w:r>
         <w:rPr>
           <w:b/>
@@ -8543,6 +8662,23 @@
         </w:rPr>
         <w:t>🎧  You will hear this recording twice.</w:t>
       </w:r>
+    </w:p>
+    <w:p>
+      <w:pPr>
+        <w:spacing w:after="80"/>
+        <w:ind w:left="113"/>
+      </w:pPr>
+      <w:hyperlink r:id="rId18">
+        <w:r>
+          <w:rPr>
+            <w:color w:val="1E6FB8"/>
+            <w:u w:val="single"/>
+            <w:b/>
+            <w:sz w:val="18"/>
+          </w:rPr>
+          <w:t xml:space="preserve">▶ Play audio (teacher)</w:t>
+        </w:r>
+      </w:hyperlink>
     </w:p>
     <w:p>
       <w:pPr>

--- a/output/07_Diagnostic_Test_Papers.docx
+++ b/output/07_Diagnostic_Test_Papers.docx
@@ -1268,6 +1268,24 @@
           <w:t xml:space="preserve">▶ Play audio (teacher)</w:t>
         </w:r>
       </w:hyperlink>
+      <w:r>
+        <w:rPr>
+          <w:color w:val="595959"/>
+          <w:sz w:val="18"/>
+        </w:rPr>
+        <w:t xml:space="preserve">     |     </w:t>
+      </w:r>
+      <w:hyperlink r:id="rId12">
+        <w:r>
+          <w:rPr>
+            <w:color w:val="0E7C66"/>
+            <w:u w:val="single"/>
+            <w:b/>
+            <w:sz w:val="18"/>
+          </w:rPr>
+          <w:t xml:space="preserve">🌐 Listen online</w:t>
+        </w:r>
+      </w:hyperlink>
     </w:p>
     <w:p>
       <w:pPr>
@@ -1501,7 +1519,7 @@
         <w:spacing w:after="80"/>
         <w:ind w:left="113"/>
       </w:pPr>
-      <w:hyperlink r:id="rId12">
+      <w:hyperlink r:id="rId13">
         <w:r>
           <w:rPr>
             <w:color w:val="1E6FB8"/>
@@ -1512,6 +1530,24 @@
           <w:t xml:space="preserve">▶ Play audio (teacher)</w:t>
         </w:r>
       </w:hyperlink>
+      <w:r>
+        <w:rPr>
+          <w:color w:val="595959"/>
+          <w:sz w:val="18"/>
+        </w:rPr>
+        <w:t xml:space="preserve">     |     </w:t>
+      </w:r>
+      <w:hyperlink r:id="rId14">
+        <w:r>
+          <w:rPr>
+            <w:color w:val="0E7C66"/>
+            <w:u w:val="single"/>
+            <w:b/>
+            <w:sz w:val="18"/>
+          </w:rPr>
+          <w:t xml:space="preserve">🌐 Listen online</w:t>
+        </w:r>
+      </w:hyperlink>
     </w:p>
     <w:p>
       <w:pPr>
@@ -1745,7 +1781,7 @@
         <w:spacing w:after="80"/>
         <w:ind w:left="113"/>
       </w:pPr>
-      <w:hyperlink r:id="rId13">
+      <w:hyperlink r:id="rId15">
         <w:r>
           <w:rPr>
             <w:color w:val="1E6FB8"/>
@@ -1754,6 +1790,24 @@
             <w:sz w:val="18"/>
           </w:rPr>
           <w:t xml:space="preserve">▶ Play audio (teacher)</w:t>
+        </w:r>
+      </w:hyperlink>
+      <w:r>
+        <w:rPr>
+          <w:color w:val="595959"/>
+          <w:sz w:val="18"/>
+        </w:rPr>
+        <w:t xml:space="preserve">     |     </w:t>
+      </w:r>
+      <w:hyperlink r:id="rId16">
+        <w:r>
+          <w:rPr>
+            <w:color w:val="0E7C66"/>
+            <w:u w:val="single"/>
+            <w:b/>
+            <w:sz w:val="18"/>
+          </w:rPr>
+          <w:t xml:space="preserve">🌐 Listen online</w:t>
         </w:r>
       </w:hyperlink>
     </w:p>
@@ -5416,7 +5470,7 @@
         <w:spacing w:after="80"/>
         <w:ind w:left="113"/>
       </w:pPr>
-      <w:hyperlink r:id="rId14">
+      <w:hyperlink r:id="rId17">
         <w:r>
           <w:rPr>
             <w:color w:val="1E6FB8"/>
@@ -5427,6 +5481,24 @@
           <w:t xml:space="preserve">▶ Play audio (teacher)</w:t>
         </w:r>
       </w:hyperlink>
+      <w:r>
+        <w:rPr>
+          <w:color w:val="595959"/>
+          <w:sz w:val="18"/>
+        </w:rPr>
+        <w:t xml:space="preserve">     |     </w:t>
+      </w:r>
+      <w:hyperlink r:id="rId18">
+        <w:r>
+          <w:rPr>
+            <w:color w:val="0E7C66"/>
+            <w:u w:val="single"/>
+            <w:b/>
+            <w:sz w:val="18"/>
+          </w:rPr>
+          <w:t xml:space="preserve">🌐 Listen online</w:t>
+        </w:r>
+      </w:hyperlink>
     </w:p>
     <w:p>
       <w:pPr>
@@ -5630,7 +5702,7 @@
         <w:spacing w:after="80"/>
         <w:ind w:left="113"/>
       </w:pPr>
-      <w:hyperlink r:id="rId15">
+      <w:hyperlink r:id="rId19">
         <w:r>
           <w:rPr>
             <w:color w:val="1E6FB8"/>
@@ -5639,6 +5711,24 @@
             <w:sz w:val="18"/>
           </w:rPr>
           <w:t xml:space="preserve">▶ Play audio (teacher)</w:t>
+        </w:r>
+      </w:hyperlink>
+      <w:r>
+        <w:rPr>
+          <w:color w:val="595959"/>
+          <w:sz w:val="18"/>
+        </w:rPr>
+        <w:t xml:space="preserve">     |     </w:t>
+      </w:r>
+      <w:hyperlink r:id="rId20">
+        <w:r>
+          <w:rPr>
+            <w:color w:val="0E7C66"/>
+            <w:u w:val="single"/>
+            <w:b/>
+            <w:sz w:val="18"/>
+          </w:rPr>
+          <w:t xml:space="preserve">🌐 Listen online</w:t>
         </w:r>
       </w:hyperlink>
     </w:p>
@@ -8253,7 +8343,7 @@
         <w:spacing w:after="80"/>
         <w:ind w:left="113"/>
       </w:pPr>
-      <w:hyperlink r:id="rId16">
+      <w:hyperlink r:id="rId21">
         <w:r>
           <w:rPr>
             <w:color w:val="1E6FB8"/>
@@ -8264,6 +8354,24 @@
           <w:t xml:space="preserve">▶ Play audio (teacher)</w:t>
         </w:r>
       </w:hyperlink>
+      <w:r>
+        <w:rPr>
+          <w:color w:val="595959"/>
+          <w:sz w:val="18"/>
+        </w:rPr>
+        <w:t xml:space="preserve">     |     </w:t>
+      </w:r>
+      <w:hyperlink r:id="rId22">
+        <w:r>
+          <w:rPr>
+            <w:color w:val="0E7C66"/>
+            <w:u w:val="single"/>
+            <w:b/>
+            <w:sz w:val="18"/>
+          </w:rPr>
+          <w:t xml:space="preserve">🌐 Listen online</w:t>
+        </w:r>
+      </w:hyperlink>
     </w:p>
     <w:p>
       <w:pPr>
@@ -8467,7 +8575,7 @@
         <w:spacing w:after="80"/>
         <w:ind w:left="113"/>
       </w:pPr>
-      <w:hyperlink r:id="rId17">
+      <w:hyperlink r:id="rId23">
         <w:r>
           <w:rPr>
             <w:color w:val="1E6FB8"/>
@@ -8478,6 +8586,24 @@
           <w:t xml:space="preserve">▶ Play audio (teacher)</w:t>
         </w:r>
       </w:hyperlink>
+      <w:r>
+        <w:rPr>
+          <w:color w:val="595959"/>
+          <w:sz w:val="18"/>
+        </w:rPr>
+        <w:t xml:space="preserve">     |     </w:t>
+      </w:r>
+      <w:hyperlink r:id="rId24">
+        <w:r>
+          <w:rPr>
+            <w:color w:val="0E7C66"/>
+            <w:u w:val="single"/>
+            <w:b/>
+            <w:sz w:val="18"/>
+          </w:rPr>
+          <w:t xml:space="preserve">🌐 Listen online</w:t>
+        </w:r>
+      </w:hyperlink>
     </w:p>
     <w:p>
       <w:pPr>
@@ -8668,7 +8794,7 @@
         <w:spacing w:after="80"/>
         <w:ind w:left="113"/>
       </w:pPr>
-      <w:hyperlink r:id="rId18">
+      <w:hyperlink r:id="rId25">
         <w:r>
           <w:rPr>
             <w:color w:val="1E6FB8"/>
@@ -8677,6 +8803,24 @@
             <w:sz w:val="18"/>
           </w:rPr>
           <w:t xml:space="preserve">▶ Play audio (teacher)</w:t>
+        </w:r>
+      </w:hyperlink>
+      <w:r>
+        <w:rPr>
+          <w:color w:val="595959"/>
+          <w:sz w:val="18"/>
+        </w:rPr>
+        <w:t xml:space="preserve">     |     </w:t>
+      </w:r>
+      <w:hyperlink r:id="rId26">
+        <w:r>
+          <w:rPr>
+            <w:color w:val="0E7C66"/>
+            <w:u w:val="single"/>
+            <w:b/>
+            <w:sz w:val="18"/>
+          </w:rPr>
+          <w:t xml:space="preserve">🌐 Listen online</w:t>
         </w:r>
       </w:hyperlink>
     </w:p>
